--- a/docs/antigas/gabarito-Lista03-2026.docx
+++ b/docs/antigas/gabarito-Lista03-2026.docx
@@ -812,6 +812,7 @@
                                 <w:sz w:val="44"/>
                               </w:rPr>
                             </w:pPr>
+                            <w:proofErr w:type="spellStart"/>
                             <w:r>
                               <w:rPr>
                                 <w:rFonts w:ascii="Arial" w:hAnsi="Arial" w:cs="Arial"/>
@@ -821,6 +822,7 @@
                               </w:rPr>
                               <w:t>unesp</w:t>
                             </w:r>
+                            <w:proofErr w:type="spellEnd"/>
                           </w:p>
                         </w:txbxContent>
                       </wps:txbx>
@@ -2332,6 +2334,7 @@
       <w:r>
         <w:rPr>
           <w:rFonts w:ascii="Book Antiqua" w:hAnsi="Book Antiqua"/>
+          <w:noProof/>
           <w:sz w:val="24"/>
           <w:szCs w:val="24"/>
           <w:highlight w:val="lightGray"/>
@@ -6037,10 +6040,10 @@
         </w:rPr>
         <w:lastRenderedPageBreak/>
         <w:drawing>
-          <wp:inline distT="0" distB="0" distL="0" distR="0" wp14:anchorId="5E5DC169" wp14:editId="16933904">
-            <wp:extent cx="5976620" cy="730885"/>
-            <wp:effectExtent l="0" t="0" r="5080" b="0"/>
-            <wp:docPr id="1109752549" name="Imagem 1"/>
+          <wp:inline distT="0" distB="0" distL="0" distR="0" wp14:anchorId="71F5365F" wp14:editId="71EBFEAD">
+            <wp:extent cx="5976620" cy="718820"/>
+            <wp:effectExtent l="0" t="0" r="5080" b="5080"/>
+            <wp:docPr id="659033125" name="Imagem 1"/>
             <wp:cNvGraphicFramePr>
               <a:graphicFrameLocks xmlns:a="http://schemas.openxmlformats.org/drawingml/2006/main" noChangeAspect="1"/>
             </wp:cNvGraphicFramePr>
@@ -6048,7 +6051,7 @@
               <a:graphicData uri="http://schemas.openxmlformats.org/drawingml/2006/picture">
                 <pic:pic xmlns:pic="http://schemas.openxmlformats.org/drawingml/2006/picture">
                   <pic:nvPicPr>
-                    <pic:cNvPr id="1109752549" name=""/>
+                    <pic:cNvPr id="659033125" name=""/>
                     <pic:cNvPicPr/>
                   </pic:nvPicPr>
                   <pic:blipFill>
@@ -6060,7 +6063,7 @@
                   <pic:spPr>
                     <a:xfrm>
                       <a:off x="0" y="0"/>
-                      <a:ext cx="5976620" cy="730885"/>
+                      <a:ext cx="5976620" cy="718820"/>
                     </a:xfrm>
                     <a:prstGeom prst="rect">
                       <a:avLst/>
@@ -6111,6 +6114,7 @@
         </w:rPr>
         <w:t xml:space="preserve">Construa os gráficos histogramas (utilizando o </w:t>
       </w:r>
+      <w:proofErr w:type="spellStart"/>
       <w:r>
         <w:rPr>
           <w:rFonts w:ascii="Book Antiqua" w:hAnsi="Book Antiqua" w:cs="Arial"/>
@@ -6130,6 +6134,7 @@
         </w:rPr>
         <w:t>i</w:t>
       </w:r>
+      <w:proofErr w:type="spellEnd"/>
       <w:r>
         <w:rPr>
           <w:rFonts w:ascii="Book Antiqua" w:hAnsi="Book Antiqua" w:cs="Arial"/>
@@ -6605,7 +6610,7 @@
           <w:sz w:val="16"/>
           <w:highlight w:val="lightGray"/>
         </w:rPr>
-        <w:t>13</w:t>
+        <w:t>25</w:t>
       </w:r>
       <w:r>
         <w:rPr>
@@ -6667,7 +6672,7 @@
           <w:sz w:val="16"/>
           <w:highlight w:val="lightGray"/>
         </w:rPr>
-        <w:t>1</w:t>
+        <w:t>2</w:t>
       </w:r>
       <w:r>
         <w:rPr>
@@ -6687,7 +6692,7 @@
           <w:sz w:val="16"/>
           <w:highlight w:val="lightGray"/>
         </w:rPr>
-        <w:t>45</w:t>
+        <w:t>32</w:t>
       </w:r>
       <w:r>
         <w:rPr>
@@ -6697,6 +6702,7 @@
         </w:rPr>
         <w:t xml:space="preserve"> → </w:t>
       </w:r>
+      <w:proofErr w:type="spellStart"/>
       <w:r>
         <w:rPr>
           <w:rFonts w:ascii="Book Antiqua" w:hAnsi="Book Antiqua" w:cs="Courier New"/>
@@ -6707,6 +6713,7 @@
         </w:rPr>
         <w:t>leptocúrtica</w:t>
       </w:r>
+      <w:proofErr w:type="spellEnd"/>
       <w:r>
         <w:rPr>
           <w:rFonts w:ascii="Book Antiqua" w:hAnsi="Book Antiqua" w:cs="Courier New"/>
@@ -6797,13 +6804,23 @@
           <w:highlight w:val="lightGray"/>
         </w:rPr>
       </w:pPr>
-      <w:r>
-        <w:rPr>
-          <w:rFonts w:ascii="Book Antiqua" w:hAnsi="Book Antiqua" w:cs="Courier New"/>
-          <w:sz w:val="16"/>
-          <w:highlight w:val="lightGray"/>
-        </w:rPr>
-        <w:t xml:space="preserve">Máx (58) bem afastado → possível valor extremo puxando a cauda. </w:t>
+      <w:proofErr w:type="spellStart"/>
+      <w:r>
+        <w:rPr>
+          <w:rFonts w:ascii="Book Antiqua" w:hAnsi="Book Antiqua" w:cs="Courier New"/>
+          <w:sz w:val="16"/>
+          <w:highlight w:val="lightGray"/>
+        </w:rPr>
+        <w:t>Máx</w:t>
+      </w:r>
+      <w:proofErr w:type="spellEnd"/>
+      <w:r>
+        <w:rPr>
+          <w:rFonts w:ascii="Book Antiqua" w:hAnsi="Book Antiqua" w:cs="Courier New"/>
+          <w:sz w:val="16"/>
+          <w:highlight w:val="lightGray"/>
+        </w:rPr>
+        <w:t xml:space="preserve"> (58) bem afastado → possível valor extremo puxando a cauda. </w:t>
       </w:r>
     </w:p>
     <w:p>
@@ -6855,6 +6872,7 @@
         </w:rPr>
         <w:t xml:space="preserve">, </w:t>
       </w:r>
+      <w:proofErr w:type="spellStart"/>
       <w:r>
         <w:rPr>
           <w:rFonts w:ascii="Book Antiqua" w:hAnsi="Book Antiqua" w:cs="Courier New"/>
@@ -6865,6 +6883,7 @@
         </w:rPr>
         <w:t>leptocúrtica</w:t>
       </w:r>
+      <w:proofErr w:type="spellEnd"/>
       <w:r>
         <w:rPr>
           <w:rFonts w:ascii="Book Antiqua" w:hAnsi="Book Antiqua" w:cs="Courier New"/>
@@ -6971,7 +6990,25 @@
           <w:sz w:val="16"/>
           <w:highlight w:val="lightGray"/>
         </w:rPr>
-        <w:t xml:space="preserve">9 vs 8), mas: </w:t>
+        <w:t xml:space="preserve">9 </w:t>
+      </w:r>
+      <w:proofErr w:type="spellStart"/>
+      <w:r>
+        <w:rPr>
+          <w:rFonts w:ascii="Book Antiqua" w:hAnsi="Book Antiqua" w:cs="Courier New"/>
+          <w:sz w:val="16"/>
+          <w:highlight w:val="lightGray"/>
+        </w:rPr>
+        <w:t>vs</w:t>
+      </w:r>
+      <w:proofErr w:type="spellEnd"/>
+      <w:r>
+        <w:rPr>
+          <w:rFonts w:ascii="Book Antiqua" w:hAnsi="Book Antiqua" w:cs="Courier New"/>
+          <w:sz w:val="16"/>
+          <w:highlight w:val="lightGray"/>
+        </w:rPr>
+        <w:t xml:space="preserve"> 8), mas: </w:t>
       </w:r>
     </w:p>
     <w:p>
@@ -7027,7 +7064,7 @@
           <w:sz w:val="16"/>
           <w:highlight w:val="lightGray"/>
         </w:rPr>
-        <w:t>35</w:t>
+        <w:t>61</w:t>
       </w:r>
       <w:r>
         <w:rPr>
@@ -7089,7 +7126,7 @@
           <w:sz w:val="16"/>
           <w:highlight w:val="lightGray"/>
         </w:rPr>
-        <w:t>5</w:t>
+        <w:t>8</w:t>
       </w:r>
       <w:r>
         <w:rPr>
@@ -7109,7 +7146,7 @@
           <w:sz w:val="16"/>
           <w:highlight w:val="lightGray"/>
         </w:rPr>
-        <w:t>93</w:t>
+        <w:t>02</w:t>
       </w:r>
       <w:r>
         <w:rPr>
@@ -7127,8 +7164,20 @@
           <w:sz w:val="16"/>
           <w:highlight w:val="lightGray"/>
         </w:rPr>
-        <w:t>muito leptocúrtica</w:t>
-      </w:r>
+        <w:t xml:space="preserve">muito </w:t>
+      </w:r>
+      <w:proofErr w:type="spellStart"/>
+      <w:r>
+        <w:rPr>
+          <w:rFonts w:ascii="Book Antiqua" w:hAnsi="Book Antiqua" w:cs="Courier New"/>
+          <w:b/>
+          <w:bCs/>
+          <w:sz w:val="16"/>
+          <w:highlight w:val="lightGray"/>
+        </w:rPr>
+        <w:t>leptocúrtica</w:t>
+      </w:r>
+      <w:proofErr w:type="spellEnd"/>
       <w:r>
         <w:rPr>
           <w:rFonts w:ascii="Book Antiqua" w:hAnsi="Book Antiqua" w:cs="Courier New"/>
@@ -7253,8 +7302,20 @@
           <w:sz w:val="16"/>
           <w:highlight w:val="lightGray"/>
         </w:rPr>
-        <w:t>acúmulo/discretização</w:t>
-      </w:r>
+        <w:t>acúmulo/</w:t>
+      </w:r>
+      <w:proofErr w:type="spellStart"/>
+      <w:r>
+        <w:rPr>
+          <w:rFonts w:ascii="Book Antiqua" w:hAnsi="Book Antiqua" w:cs="Courier New"/>
+          <w:b/>
+          <w:bCs/>
+          <w:sz w:val="16"/>
+          <w:highlight w:val="lightGray"/>
+        </w:rPr>
+        <w:t>discretização</w:t>
+      </w:r>
+      <w:proofErr w:type="spellEnd"/>
       <w:r>
         <w:rPr>
           <w:rFonts w:ascii="Book Antiqua" w:hAnsi="Book Antiqua" w:cs="Courier New"/>
@@ -7323,8 +7384,20 @@
           <w:sz w:val="16"/>
           <w:highlight w:val="lightGray"/>
         </w:rPr>
-        <w:t>muito leptocúrtica</w:t>
-      </w:r>
+        <w:t xml:space="preserve">muito </w:t>
+      </w:r>
+      <w:proofErr w:type="spellStart"/>
+      <w:r>
+        <w:rPr>
+          <w:rFonts w:ascii="Book Antiqua" w:hAnsi="Book Antiqua" w:cs="Courier New"/>
+          <w:b/>
+          <w:bCs/>
+          <w:sz w:val="16"/>
+          <w:highlight w:val="lightGray"/>
+        </w:rPr>
+        <w:t>leptocúrtica</w:t>
+      </w:r>
+      <w:proofErr w:type="spellEnd"/>
       <w:r>
         <w:rPr>
           <w:rFonts w:ascii="Book Antiqua" w:hAnsi="Book Antiqua" w:cs="Courier New"/>
@@ -7545,7 +7618,7 @@
           <w:sz w:val="16"/>
           <w:highlight w:val="lightGray"/>
         </w:rPr>
-        <w:t>67</w:t>
+        <w:t>85</w:t>
       </w:r>
       <w:r>
         <w:rPr>
@@ -7607,7 +7680,7 @@
           <w:sz w:val="16"/>
           <w:highlight w:val="lightGray"/>
         </w:rPr>
-        <w:t>1</w:t>
+        <w:t>3</w:t>
       </w:r>
       <w:r>
         <w:rPr>
@@ -7627,7 +7700,7 @@
           <w:sz w:val="16"/>
           <w:highlight w:val="lightGray"/>
         </w:rPr>
-        <w:t>99</w:t>
+        <w:t>01</w:t>
       </w:r>
       <w:r>
         <w:rPr>
@@ -7637,6 +7710,7 @@
         </w:rPr>
         <w:t xml:space="preserve"> → </w:t>
       </w:r>
+      <w:proofErr w:type="spellStart"/>
       <w:r>
         <w:rPr>
           <w:rFonts w:ascii="Book Antiqua" w:hAnsi="Book Antiqua" w:cs="Courier New"/>
@@ -7647,6 +7721,7 @@
         </w:rPr>
         <w:t>leptocúrtica</w:t>
       </w:r>
+      <w:proofErr w:type="spellEnd"/>
       <w:r>
         <w:rPr>
           <w:rFonts w:ascii="Book Antiqua" w:hAnsi="Book Antiqua" w:cs="Courier New"/>
@@ -7755,13 +7830,23 @@
           <w:highlight w:val="lightGray"/>
         </w:rPr>
       </w:pPr>
-      <w:r>
-        <w:rPr>
-          <w:rFonts w:ascii="Book Antiqua" w:hAnsi="Book Antiqua" w:cs="Courier New"/>
-          <w:sz w:val="16"/>
-          <w:highlight w:val="lightGray"/>
-        </w:rPr>
-        <w:t xml:space="preserve">Máx (27) bem acima do restante → cauda longa. </w:t>
+      <w:proofErr w:type="spellStart"/>
+      <w:r>
+        <w:rPr>
+          <w:rFonts w:ascii="Book Antiqua" w:hAnsi="Book Antiqua" w:cs="Courier New"/>
+          <w:sz w:val="16"/>
+          <w:highlight w:val="lightGray"/>
+        </w:rPr>
+        <w:t>Máx</w:t>
+      </w:r>
+      <w:proofErr w:type="spellEnd"/>
+      <w:r>
+        <w:rPr>
+          <w:rFonts w:ascii="Book Antiqua" w:hAnsi="Book Antiqua" w:cs="Courier New"/>
+          <w:sz w:val="16"/>
+          <w:highlight w:val="lightGray"/>
+        </w:rPr>
+        <w:t xml:space="preserve"> (27) bem acima do restante → cauda longa. </w:t>
       </w:r>
     </w:p>
     <w:p>
@@ -7812,6 +7897,7 @@
         </w:rPr>
         <w:t xml:space="preserve">, </w:t>
       </w:r>
+      <w:proofErr w:type="spellStart"/>
       <w:r>
         <w:rPr>
           <w:rFonts w:ascii="Book Antiqua" w:hAnsi="Book Antiqua" w:cs="Courier New"/>
@@ -7822,6 +7908,7 @@
         </w:rPr>
         <w:t>leptocúrtica</w:t>
       </w:r>
+      <w:proofErr w:type="spellEnd"/>
       <w:r>
         <w:rPr>
           <w:rFonts w:ascii="Book Antiqua" w:hAnsi="Book Antiqua" w:cs="Courier New"/>
@@ -9734,6 +9821,7 @@
   <w:style w:type="character" w:default="1" w:styleId="Fontepargpadro">
     <w:name w:val="Default Paragraph Font"/>
     <w:uiPriority w:val="1"/>
+    <w:semiHidden/>
     <w:unhideWhenUsed/>
   </w:style>
   <w:style w:type="table" w:default="1" w:styleId="Tabelanormal">
